--- a/input/stories.docx
+++ b/input/stories.docx
@@ -295,13 +295,77 @@
           </w:p>
         </w:tc>
       </w:tr>
+      <w:tr>
+        <w:tc>
+          <w:tcPr>
+            <w:tcW w:w="2880" w:type="dxa"/>
+          </w:tcPr>
+          <w:p>
+            <w:r>
+              <w:t>14</w:t>
+            </w:r>
+          </w:p>
+        </w:tc>
+        <w:tc>
+          <w:tcPr>
+            <w:tcW w:w="2880" w:type="dxa"/>
+          </w:tcPr>
+          <w:p>
+            <w:pPr>
+              <w:rPr>
+                <w:caps/>
+              </w:rPr>
+            </w:pPr>
+            <w:r>
+              <w:rPr>
+                <w:caps/>
+              </w:rPr>
+              <w:t>a</w:t>
+            </w:r>
+            <w:r>
+              <w:t>s</w:t>
+            </w:r>
+            <w:r>
+              <w:t xml:space="preserve"> an admin, I want to </w:t>
+            </w:r>
+            <w:r>
+              <w:t>delete</w:t>
+            </w:r>
+            <w:r>
+              <w:t xml:space="preserve"> user accounts so that I can manage users.</w:t>
+            </w:r>
+          </w:p>
+        </w:tc>
+        <w:tc>
+          <w:tcPr>
+            <w:tcW w:w="2880" w:type="dxa"/>
+          </w:tcPr>
+          <w:p>
+            <w:r>
+              <w:t>AC1: User list</w:t>
+            </w:r>
+            <w:r>
+              <w:br/>
+              <w:t>AC2: Search users</w:t>
+            </w:r>
+            <w:r>
+              <w:br/>
+              <w:t>AC3: Status visible</w:t>
+            </w:r>
+          </w:p>
+          <w:p>
+            <w:r>
+              <w:t>AC4: Admin rights</w:t>
+            </w:r>
+            <w:bookmarkStart w:id="0" w:name="_GoBack"/>
+            <w:bookmarkEnd w:id="0"/>
+          </w:p>
+        </w:tc>
+      </w:tr>
     </w:tbl>
     <w:p/>
     <w:p/>
-    <w:p>
-      <w:bookmarkStart w:id="0" w:name="_GoBack"/>
-      <w:bookmarkEnd w:id="0"/>
-    </w:p>
+    <w:p/>
     <w:p>
       <w:r>
         <w:t>2.2 Shopping</w:t>
@@ -525,6 +589,7 @@
           </w:tcPr>
           <w:p>
             <w:r>
+              <w:lastRenderedPageBreak/>
               <w:t>11</w:t>
             </w:r>
           </w:p>
@@ -573,7 +638,6 @@
           </w:tcPr>
           <w:p>
             <w:r>
-              <w:lastRenderedPageBreak/>
               <w:t>12</w:t>
             </w:r>
           </w:p>
@@ -584,13 +648,7 @@
           </w:tcPr>
           <w:p>
             <w:r>
-              <w:t xml:space="preserve">As a user, I want to delete items from the </w:t>
-            </w:r>
-            <w:r>
-              <w:t xml:space="preserve">cart so </w:t>
-            </w:r>
-            <w:r>
-              <w:t>that I can remove unnecessary items</w:t>
+              <w:t>As a user, I want to delete items from the cart so that I can remove unnecessary items</w:t>
             </w:r>
           </w:p>
         </w:tc>
@@ -12558,7 +12616,7 @@
 </file>
 
 <file path=customXml/itemProps1.xml><?xml version="1.0" encoding="utf-8"?>
-<ds:datastoreItem xmlns:ds="http://schemas.openxmlformats.org/officeDocument/2006/customXml" ds:itemID="{75DFC9F9-8F8E-4077-8544-1E4188F31AD1}">
+<ds:datastoreItem xmlns:ds="http://schemas.openxmlformats.org/officeDocument/2006/customXml" ds:itemID="{2DECD85C-C4CD-4106-A153-FF486957170E}">
   <ds:schemaRefs>
     <ds:schemaRef ds:uri="http://schemas.openxmlformats.org/officeDocument/2006/bibliography"/>
   </ds:schemaRefs>

--- a/input/stories.docx
+++ b/input/stories.docx
@@ -21,19 +21,8 @@
       <w:tblGrid>
         <w:gridCol w:w="2880"/>
         <w:gridCol w:w="2880"/>
-        <w:gridCol w:w="2880"/>
       </w:tblGrid>
       <w:tr>
-        <w:tc>
-          <w:tcPr>
-            <w:tcW w:w="2880" w:type="dxa"/>
-          </w:tcPr>
-          <w:p>
-            <w:r>
-              <w:t>SN</w:t>
-            </w:r>
-          </w:p>
-        </w:tc>
         <w:tc>
           <w:tcPr>
             <w:tcW w:w="2880" w:type="dxa"/>
@@ -56,16 +45,6 @@
         </w:tc>
       </w:tr>
       <w:tr>
-        <w:tc>
-          <w:tcPr>
-            <w:tcW w:w="2880" w:type="dxa"/>
-          </w:tcPr>
-          <w:p>
-            <w:r>
-              <w:t>1</w:t>
-            </w:r>
-          </w:p>
-        </w:tc>
         <w:tc>
           <w:tcPr>
             <w:tcW w:w="2880" w:type="dxa"/>
@@ -102,16 +81,6 @@
           </w:tcPr>
           <w:p>
             <w:r>
-              <w:t>2</w:t>
-            </w:r>
-          </w:p>
-        </w:tc>
-        <w:tc>
-          <w:tcPr>
-            <w:tcW w:w="2880" w:type="dxa"/>
-          </w:tcPr>
-          <w:p>
-            <w:r>
               <w:t>As a user, I want to log in so that I can access my account.</w:t>
             </w:r>
           </w:p>
@@ -136,16 +105,6 @@
         </w:tc>
       </w:tr>
       <w:tr>
-        <w:tc>
-          <w:tcPr>
-            <w:tcW w:w="2880" w:type="dxa"/>
-          </w:tcPr>
-          <w:p>
-            <w:r>
-              <w:t>3</w:t>
-            </w:r>
-          </w:p>
-        </w:tc>
         <w:tc>
           <w:tcPr>
             <w:tcW w:w="2880" w:type="dxa"/>
@@ -182,16 +141,6 @@
           </w:tcPr>
           <w:p>
             <w:r>
-              <w:t>4</w:t>
-            </w:r>
-          </w:p>
-        </w:tc>
-        <w:tc>
-          <w:tcPr>
-            <w:tcW w:w="2880" w:type="dxa"/>
-          </w:tcPr>
-          <w:p>
-            <w:r>
               <w:t>As a user, I want to update my profile so that my details stay current.</w:t>
             </w:r>
           </w:p>
@@ -216,16 +165,6 @@
         </w:tc>
       </w:tr>
       <w:tr>
-        <w:tc>
-          <w:tcPr>
-            <w:tcW w:w="2880" w:type="dxa"/>
-          </w:tcPr>
-          <w:p>
-            <w:r>
-              <w:t>9</w:t>
-            </w:r>
-          </w:p>
-        </w:tc>
         <w:tc>
           <w:tcPr>
             <w:tcW w:w="2880" w:type="dxa"/>
@@ -262,16 +201,6 @@
           </w:tcPr>
           <w:p>
             <w:r>
-              <w:t>10</w:t>
-            </w:r>
-          </w:p>
-        </w:tc>
-        <w:tc>
-          <w:tcPr>
-            <w:tcW w:w="2880" w:type="dxa"/>
-          </w:tcPr>
-          <w:p>
-            <w:r>
               <w:t>As a user, I want to log out so that I can securely exit my account.</w:t>
             </w:r>
           </w:p>
@@ -296,16 +225,6 @@
         </w:tc>
       </w:tr>
       <w:tr>
-        <w:tc>
-          <w:tcPr>
-            <w:tcW w:w="2880" w:type="dxa"/>
-          </w:tcPr>
-          <w:p>
-            <w:r>
-              <w:t>14</w:t>
-            </w:r>
-          </w:p>
-        </w:tc>
         <w:tc>
           <w:tcPr>
             <w:tcW w:w="2880" w:type="dxa"/>
@@ -357,8 +276,6 @@
             <w:r>
               <w:t>AC4: Admin rights</w:t>
             </w:r>
-            <w:bookmarkStart w:id="0" w:name="_GoBack"/>
-            <w:bookmarkEnd w:id="0"/>
           </w:p>
         </w:tc>
       </w:tr>
@@ -380,19 +297,8 @@
       <w:tblGrid>
         <w:gridCol w:w="2880"/>
         <w:gridCol w:w="2880"/>
-        <w:gridCol w:w="2880"/>
       </w:tblGrid>
       <w:tr>
-        <w:tc>
-          <w:tcPr>
-            <w:tcW w:w="2880" w:type="dxa"/>
-          </w:tcPr>
-          <w:p>
-            <w:r>
-              <w:t>SN</w:t>
-            </w:r>
-          </w:p>
-        </w:tc>
         <w:tc>
           <w:tcPr>
             <w:tcW w:w="2880" w:type="dxa"/>
@@ -415,16 +321,6 @@
         </w:tc>
       </w:tr>
       <w:tr>
-        <w:tc>
-          <w:tcPr>
-            <w:tcW w:w="2880" w:type="dxa"/>
-          </w:tcPr>
-          <w:p>
-            <w:r>
-              <w:t>5</w:t>
-            </w:r>
-          </w:p>
-        </w:tc>
         <w:tc>
           <w:tcPr>
             <w:tcW w:w="2880" w:type="dxa"/>
@@ -461,16 +357,6 @@
           </w:tcPr>
           <w:p>
             <w:r>
-              <w:t>6</w:t>
-            </w:r>
-          </w:p>
-        </w:tc>
-        <w:tc>
-          <w:tcPr>
-            <w:tcW w:w="2880" w:type="dxa"/>
-          </w:tcPr>
-          <w:p>
-            <w:r>
               <w:t>As a user, I want to add items to cart so that I can purchase multiple items.</w:t>
             </w:r>
           </w:p>
@@ -495,16 +381,6 @@
         </w:tc>
       </w:tr>
       <w:tr>
-        <w:tc>
-          <w:tcPr>
-            <w:tcW w:w="2880" w:type="dxa"/>
-          </w:tcPr>
-          <w:p>
-            <w:r>
-              <w:t>7</w:t>
-            </w:r>
-          </w:p>
-        </w:tc>
         <w:tc>
           <w:tcPr>
             <w:tcW w:w="2880" w:type="dxa"/>
@@ -549,18 +425,10 @@
           </w:tcPr>
           <w:p>
             <w:r>
-              <w:t>8</w:t>
-            </w:r>
-          </w:p>
-        </w:tc>
-        <w:tc>
-          <w:tcPr>
-            <w:tcW w:w="2880" w:type="dxa"/>
-          </w:tcPr>
-          <w:p>
-            <w:r>
               <w:t>As a user, I want to view past orders so that I can track purchases.</w:t>
             </w:r>
+            <w:bookmarkStart w:id="0" w:name="_GoBack"/>
+            <w:bookmarkEnd w:id="0"/>
           </w:p>
         </w:tc>
         <w:tc>
@@ -590,16 +458,6 @@
           <w:p>
             <w:r>
               <w:lastRenderedPageBreak/>
-              <w:t>11</w:t>
-            </w:r>
-          </w:p>
-        </w:tc>
-        <w:tc>
-          <w:tcPr>
-            <w:tcW w:w="2880" w:type="dxa"/>
-          </w:tcPr>
-          <w:p>
-            <w:r>
               <w:t xml:space="preserve">As a user, </w:t>
             </w:r>
             <w:proofErr w:type="spellStart"/>
@@ -638,16 +496,6 @@
           </w:tcPr>
           <w:p>
             <w:r>
-              <w:t>12</w:t>
-            </w:r>
-          </w:p>
-        </w:tc>
-        <w:tc>
-          <w:tcPr>
-            <w:tcW w:w="2880" w:type="dxa"/>
-          </w:tcPr>
-          <w:p>
-            <w:r>
               <w:t>As a user, I want to delete items from the cart so that I can remove unnecessary items</w:t>
             </w:r>
           </w:p>
@@ -670,20 +518,7 @@
           </w:tcPr>
           <w:p>
             <w:r>
-              <w:t>13</w:t>
-            </w:r>
-          </w:p>
-        </w:tc>
-        <w:tc>
-          <w:tcPr>
-            <w:tcW w:w="2880" w:type="dxa"/>
-          </w:tcPr>
-          <w:p>
-            <w:r>
-              <w:t xml:space="preserve">As a user, I want to </w:t>
-            </w:r>
-            <w:r>
-              <w:t>seek help from the FAQ section</w:t>
+              <w:t>As a user, I want to seek help from the FAQ section</w:t>
             </w:r>
           </w:p>
         </w:tc>
@@ -12616,7 +12451,7 @@
 </file>
 
 <file path=customXml/itemProps1.xml><?xml version="1.0" encoding="utf-8"?>
-<ds:datastoreItem xmlns:ds="http://schemas.openxmlformats.org/officeDocument/2006/customXml" ds:itemID="{2DECD85C-C4CD-4106-A153-FF486957170E}">
+<ds:datastoreItem xmlns:ds="http://schemas.openxmlformats.org/officeDocument/2006/customXml" ds:itemID="{4C38617C-2F8A-45A5-A88C-E667F8FD664B}">
   <ds:schemaRefs>
     <ds:schemaRef ds:uri="http://schemas.openxmlformats.org/officeDocument/2006/bibliography"/>
   </ds:schemaRefs>
